--- a/pr-preview/pr-310/algebra-basics.docx
+++ b/pr-preview/pr-310/algebra-basics.docx
@@ -15,7 +15,7 @@
         <w:pStyle w:val="Date"/>
       </w:pPr>
       <w:r>
-        <w:t xml:space="preserve">Last modified: 2026-10-15 08:32:48 (PDT)</w:t>
+        <w:t xml:space="preserve">Last modified: 2026-10-15 13:37:28 (PDT)</w:t>
       </w:r>
     </w:p>
     <w:bookmarkStart w:id="18" w:name="equalities"/>
@@ -1056,7 +1056,7 @@
     </w:p>
     <w:bookmarkEnd w:id="17"/>
     <w:bookmarkEnd w:id="18"/>
-    <w:bookmarkStart w:id="25" w:name="inequalities"/>
+    <w:bookmarkStart w:id="26" w:name="inequalities"/>
     <w:p>
       <w:pPr>
         <w:pStyle w:val="Heading2"/>
@@ -1075,7 +1075,7 @@
           <w:b/>
           <w:bCs/>
         </w:rPr>
-        <w:t xml:space="preserve">Definition 3 (Strict and non-strict inequalities)</w:t>
+        <w:t xml:space="preserve">Definition 3 (Strict inequalities)</w:t>
       </w:r>
       <w:r>
         <w:t xml:space="preserve"> </w:t>
@@ -1246,11 +1246,67 @@
       <w:r>
         <w:t xml:space="preserve">.</w:t>
       </w:r>
-      <w:r>
-        <w:t xml:space="preserve"> </w:t>
-      </w:r>
-      <w:r>
-        <w:t xml:space="preserve">The</w:t>
+    </w:p>
+    <w:bookmarkEnd w:id="19"/>
+    <w:bookmarkStart w:id="20" w:name="def-non-strict-inequality"/>
+    <w:p>
+      <w:pPr>
+        <w:pStyle w:val="BodyText"/>
+      </w:pPr>
+      <w:r>
+        <w:rPr>
+          <w:b/>
+          <w:bCs/>
+        </w:rPr>
+        <w:t xml:space="preserve">Definition 4 (Non-strict inequalities)</w:t>
+      </w:r>
+      <w:r>
+        <w:t xml:space="preserve"> </w:t>
+      </w:r>
+      <w:r>
+        <w:t xml:space="preserve">For</w:t>
+      </w:r>
+      <w:r>
+        <w:t xml:space="preserve"> </w:t>
+      </w:r>
+      <w:hyperlink r:id="rId15">
+        <w:r>
+          <w:rPr>
+            <w:rStyle w:val="Hyperlink"/>
+          </w:rPr>
+          <w:t xml:space="preserve">real numbers</w:t>
+        </w:r>
+      </w:hyperlink>
+      <w:r>
+        <w:t xml:space="preserve"> </w:t>
+      </w:r>
+      <m:oMath>
+        <m:r>
+          <m:t>a</m:t>
+        </m:r>
+      </m:oMath>
+      <w:r>
+        <w:t xml:space="preserve"> </w:t>
+      </w:r>
+      <w:r>
+        <w:t xml:space="preserve">and</w:t>
+      </w:r>
+      <w:r>
+        <w:t xml:space="preserve"> </w:t>
+      </w:r>
+      <m:oMath>
+        <m:r>
+          <m:t>b</m:t>
+        </m:r>
+      </m:oMath>
+      <w:r>
+        <w:t xml:space="preserve">,</w:t>
+      </w:r>
+      <w:r>
+        <w:t xml:space="preserve"> </w:t>
+      </w:r>
+      <w:r>
+        <w:t xml:space="preserve">the</w:t>
       </w:r>
       <w:r>
         <w:t xml:space="preserve"> </w:t>
@@ -1266,7 +1322,24 @@
         <w:t xml:space="preserve"> </w:t>
       </w:r>
       <w:r>
-        <w:t xml:space="preserve">also allow equality:</w:t>
+        <w:t xml:space="preserve">also allow equality,</w:t>
+      </w:r>
+      <w:r>
+        <w:t xml:space="preserve"> </w:t>
+      </w:r>
+      <w:r>
+        <w:t xml:space="preserve">unlike the strict inequalities (</w:t>
+      </w:r>
+      <w:hyperlink w:anchor="def-strict-inequality">
+        <w:r>
+          <w:rPr>
+            <w:rStyle w:val="Hyperlink"/>
+          </w:rPr>
+          <w:t xml:space="preserve">Definition 3</w:t>
+        </w:r>
+      </w:hyperlink>
+      <w:r>
+        <w:t xml:space="preserve">):</w:t>
       </w:r>
     </w:p>
     <w:p>
@@ -1413,8 +1486,8 @@
         <w:t xml:space="preserve">.</w:t>
       </w:r>
     </w:p>
-    <w:bookmarkEnd w:id="19"/>
-    <w:bookmarkStart w:id="20" w:name="exm-strict-inequality"/>
+    <w:bookmarkEnd w:id="20"/>
+    <w:bookmarkStart w:id="21" w:name="exm-strict-inequality"/>
     <w:p>
       <w:pPr>
         <w:pStyle w:val="FirstParagraph"/>
@@ -1638,8 +1711,8 @@
         <w:t xml:space="preserve">are both false.</w:t>
       </w:r>
     </w:p>
-    <w:bookmarkEnd w:id="20"/>
-    <w:bookmarkStart w:id="21" w:name="thm-add-ineq"/>
+    <w:bookmarkEnd w:id="21"/>
+    <w:bookmarkStart w:id="22" w:name="thm-add-ineq"/>
     <w:p>
       <w:pPr>
         <w:pStyle w:val="FirstParagraph"/>
@@ -1713,8 +1786,8 @@
         </m:r>
       </m:oMath>
     </w:p>
-    <w:bookmarkEnd w:id="21"/>
-    <w:bookmarkStart w:id="22" w:name="thm-neg-ineq"/>
+    <w:bookmarkEnd w:id="22"/>
+    <w:bookmarkStart w:id="23" w:name="thm-neg-ineq"/>
     <w:p>
       <w:pPr>
         <w:pStyle w:val="BodyText"/>
@@ -1782,8 +1855,8 @@
         </m:r>
       </m:oMath>
     </w:p>
-    <w:bookmarkEnd w:id="22"/>
-    <w:bookmarkStart w:id="23" w:name="thm-mult-ineq"/>
+    <w:bookmarkEnd w:id="23"/>
+    <w:bookmarkStart w:id="24" w:name="thm-mult-ineq"/>
     <w:p>
       <w:pPr>
         <w:pStyle w:val="BodyText"/>
@@ -1871,8 +1944,8 @@
         <w:t xml:space="preserve">.</w:t>
       </w:r>
     </w:p>
-    <w:bookmarkEnd w:id="23"/>
-    <w:bookmarkStart w:id="24" w:name="thm-negative-one"/>
+    <w:bookmarkEnd w:id="24"/>
+    <w:bookmarkStart w:id="25" w:name="thm-negative-one"/>
     <w:p>
       <w:pPr>
         <w:pStyle w:val="BodyText"/>
@@ -1967,9 +2040,9 @@
         </m:oMath>
       </m:oMathPara>
     </w:p>
-    <w:bookmarkEnd w:id="24"/>
     <w:bookmarkEnd w:id="25"/>
-    <w:bookmarkStart w:id="39" w:name="sec-powers-roots-abs"/>
+    <w:bookmarkEnd w:id="26"/>
+    <w:bookmarkStart w:id="43" w:name="sec-powers-roots-abs"/>
     <w:p>
       <w:pPr>
         <w:pStyle w:val="Heading2"/>
@@ -1978,7 +2051,7 @@
         <w:t xml:space="preserve">3 Powers, square roots, and absolute values</w:t>
       </w:r>
     </w:p>
-    <w:bookmarkStart w:id="27" w:name="def-power"/>
+    <w:bookmarkStart w:id="28" w:name="def-power"/>
     <w:p>
       <w:pPr>
         <w:pStyle w:val="FirstParagraph"/>
@@ -1988,7 +2061,7 @@
           <w:b/>
           <w:bCs/>
         </w:rPr>
-        <w:t xml:space="preserve">Definition 4 (Power, base, and exponent)</w:t>
+        <w:t xml:space="preserve">Definition 5 (Power)</w:t>
       </w:r>
       <w:r>
         <w:t xml:space="preserve"> </w:t>
@@ -2027,7 +2100,7 @@
       <w:r>
         <w:t xml:space="preserve"> </w:t>
       </w:r>
-      <w:hyperlink r:id="rId26">
+      <w:hyperlink r:id="rId27">
         <w:r>
           <w:rPr>
             <w:rStyle w:val="Hyperlink"/>
@@ -2215,11 +2288,23 @@
         </m:oMath>
       </m:oMathPara>
     </w:p>
+    <w:bookmarkEnd w:id="28"/>
+    <w:bookmarkStart w:id="29" w:name="def-power-base"/>
     <w:p>
       <w:pPr>
         <w:pStyle w:val="FirstParagraph"/>
       </w:pPr>
       <w:r>
+        <w:rPr>
+          <w:b/>
+          <w:bCs/>
+        </w:rPr>
+        <w:t xml:space="preserve">Definition 6 (Base of a power)</w:t>
+      </w:r>
+      <w:r>
+        <w:t xml:space="preserve"> </w:t>
+      </w:r>
+      <w:r>
         <w:t xml:space="preserve">In</w:t>
       </w:r>
       <w:r>
@@ -2240,7 +2325,21 @@
         </m:sSup>
       </m:oMath>
       <w:r>
-        <w:t xml:space="preserve">,</w:t>
+        <w:t xml:space="preserve"> </w:t>
+      </w:r>
+      <w:r>
+        <w:t xml:space="preserve">(</w:t>
+      </w:r>
+      <w:hyperlink w:anchor="def-power">
+        <w:r>
+          <w:rPr>
+            <w:rStyle w:val="Hyperlink"/>
+          </w:rPr>
+          <w:t xml:space="preserve">Definition 5</w:t>
+        </w:r>
+      </w:hyperlink>
+      <w:r>
+        <w:t xml:space="preserve">),</w:t>
       </w:r>
       <w:r>
         <w:t xml:space="preserve"> </w:t>
@@ -2267,10 +2366,61 @@
         <w:t xml:space="preserve">base</w:t>
       </w:r>
       <w:r>
-        <w:t xml:space="preserve"> </w:t>
-      </w:r>
-      <w:r>
-        <w:t xml:space="preserve">and</w:t>
+        <w:t xml:space="preserve">.</w:t>
+      </w:r>
+    </w:p>
+    <w:bookmarkEnd w:id="29"/>
+    <w:bookmarkStart w:id="30" w:name="def-power-exponent"/>
+    <w:p>
+      <w:pPr>
+        <w:pStyle w:val="BodyText"/>
+      </w:pPr>
+      <w:r>
+        <w:rPr>
+          <w:b/>
+          <w:bCs/>
+        </w:rPr>
+        <w:t xml:space="preserve">Definition 7 (Exponent of a power)</w:t>
+      </w:r>
+      <w:r>
+        <w:t xml:space="preserve"> </w:t>
+      </w:r>
+      <w:r>
+        <w:t xml:space="preserve">In</w:t>
+      </w:r>
+      <w:r>
+        <w:t xml:space="preserve"> </w:t>
+      </w:r>
+      <m:oMath>
+        <m:sSup>
+          <m:e>
+            <m:r>
+              <m:t>a</m:t>
+            </m:r>
+          </m:e>
+          <m:sup>
+            <m:r>
+              <m:t>n</m:t>
+            </m:r>
+          </m:sup>
+        </m:sSup>
+      </m:oMath>
+      <w:r>
+        <w:t xml:space="preserve"> </w:t>
+      </w:r>
+      <w:r>
+        <w:t xml:space="preserve">(</w:t>
+      </w:r>
+      <w:hyperlink w:anchor="def-power">
+        <w:r>
+          <w:rPr>
+            <w:rStyle w:val="Hyperlink"/>
+          </w:rPr>
+          <w:t xml:space="preserve">Definition 5</w:t>
+        </w:r>
+      </w:hyperlink>
+      <w:r>
+        <w:t xml:space="preserve">),</w:t>
       </w:r>
       <w:r>
         <w:t xml:space="preserve"> </w:t>
@@ -2299,6 +2449,20 @@
       <w:r>
         <w:t xml:space="preserve">.</w:t>
       </w:r>
+    </w:p>
+    <w:bookmarkEnd w:id="30"/>
+    <w:bookmarkStart w:id="31" w:name="def-square"/>
+    <w:p>
+      <w:pPr>
+        <w:pStyle w:val="BodyText"/>
+      </w:pPr>
+      <w:r>
+        <w:rPr>
+          <w:b/>
+          <w:bCs/>
+        </w:rPr>
+        <w:t xml:space="preserve">Definition 8 (Square)</w:t>
+      </w:r>
       <w:r>
         <w:t xml:space="preserve"> </w:t>
       </w:r>
@@ -2326,7 +2490,18 @@
         <w:t xml:space="preserve"> </w:t>
       </w:r>
       <w:r>
-        <w:t xml:space="preserve">is the</w:t>
+        <w:t xml:space="preserve">(</w:t>
+      </w:r>
+      <w:hyperlink w:anchor="def-power">
+        <w:r>
+          <w:rPr>
+            <w:rStyle w:val="Hyperlink"/>
+          </w:rPr>
+          <w:t xml:space="preserve">Definition 5</w:t>
+        </w:r>
+      </w:hyperlink>
+      <w:r>
+        <w:t xml:space="preserve">) is the</w:t>
       </w:r>
       <w:r>
         <w:t xml:space="preserve"> </w:t>
@@ -2356,8 +2531,8 @@
         <w:t xml:space="preserve">.</w:t>
       </w:r>
     </w:p>
-    <w:bookmarkEnd w:id="27"/>
-    <w:bookmarkStart w:id="28" w:name="exm-power"/>
+    <w:bookmarkEnd w:id="31"/>
+    <w:bookmarkStart w:id="32" w:name="exm-power"/>
     <w:p>
       <w:pPr>
         <w:pStyle w:val="BodyText"/>
@@ -2878,8 +3053,8 @@
         </m:oMath>
       </m:oMathPara>
     </w:p>
-    <w:bookmarkEnd w:id="28"/>
-    <w:bookmarkStart w:id="30" w:name="def-power-integer"/>
+    <w:bookmarkEnd w:id="32"/>
+    <w:bookmarkStart w:id="34" w:name="def-power-integer"/>
     <w:p>
       <w:pPr>
         <w:pStyle w:val="FirstParagraph"/>
@@ -2889,7 +3064,7 @@
           <w:b/>
           <w:bCs/>
         </w:rPr>
-        <w:t xml:space="preserve">Definition 5 (Powers with exponent zero or a negative integer)</w:t>
+        <w:t xml:space="preserve">Definition 9 (Powers with exponent zero or a negative integer)</w:t>
       </w:r>
       <w:r>
         <w:t xml:space="preserve"> </w:t>
@@ -2914,7 +3089,7 @@
       <w:r>
         <w:t xml:space="preserve"> </w:t>
       </w:r>
-      <w:hyperlink r:id="rId29">
+      <w:hyperlink r:id="rId33">
         <w:r>
           <w:rPr>
             <w:rStyle w:val="Hyperlink"/>
@@ -3104,8 +3279,8 @@
         <w:t xml:space="preserve">.</w:t>
       </w:r>
     </w:p>
-    <w:bookmarkEnd w:id="30"/>
-    <w:bookmarkStart w:id="32" w:name="rem-power-real-exponents"/>
+    <w:bookmarkEnd w:id="34"/>
+    <w:bookmarkStart w:id="36" w:name="rem-power-real-exponents"/>
     <w:p>
       <w:pPr>
         <w:pStyle w:val="FirstParagraph"/>
@@ -3120,12 +3295,12 @@
       <w:r>
         <w:t xml:space="preserve"> (Powers with real exponents). </w:t>
       </w:r>
-      <w:hyperlink r:id="rId31">
+      <w:hyperlink r:id="rId35">
         <w:r>
           <w:rPr>
             <w:rStyle w:val="Hyperlink"/>
           </w:rPr>
-          <w:t xml:space="preserve">Definition 14 in Polynomials, Exponentials and Logarithms</w:t>
+          <w:t xml:space="preserve">Definition 21 in Polynomials, Exponentials and Logarithms</w:t>
         </w:r>
       </w:hyperlink>
       <w:r>
@@ -3135,8 +3310,8 @@
         <w:t xml:space="preserve">extends powers to real exponents when the base is positive.</w:t>
       </w:r>
     </w:p>
-    <w:bookmarkEnd w:id="32"/>
-    <w:bookmarkStart w:id="33" w:name="def-square-root"/>
+    <w:bookmarkEnd w:id="36"/>
+    <w:bookmarkStart w:id="37" w:name="def-square-root"/>
     <w:p>
       <w:pPr>
         <w:pStyle w:val="BodyText"/>
@@ -3146,7 +3321,7 @@
           <w:b/>
           <w:bCs/>
         </w:rPr>
-        <w:t xml:space="preserve">Definition 6 (Square root)</w:t>
+        <w:t xml:space="preserve">Definition 10 (Square root)</w:t>
       </w:r>
       <w:r>
         <w:t xml:space="preserve"> </w:t>
@@ -3237,7 +3412,7 @@
           <w:rPr>
             <w:rStyle w:val="Hyperlink"/>
           </w:rPr>
-          <w:t xml:space="preserve">Definition 4</w:t>
+          <w:t xml:space="preserve">Definition 5</w:t>
         </w:r>
       </w:hyperlink>
       <w:r>
@@ -3255,8 +3430,8 @@
         <w:t xml:space="preserve">.</w:t>
       </w:r>
     </w:p>
-    <w:bookmarkEnd w:id="33"/>
-    <w:bookmarkStart w:id="35" w:name="exm-square-root"/>
+    <w:bookmarkEnd w:id="37"/>
+    <w:bookmarkStart w:id="39" w:name="exm-square-root"/>
     <w:p>
       <w:pPr>
         <w:pStyle w:val="BodyText"/>
@@ -3560,7 +3735,7 @@
       <w:r>
         <w:t xml:space="preserve"> </w:t>
       </w:r>
-      <w:hyperlink r:id="rId34">
+      <w:hyperlink r:id="rId38">
         <w:r>
           <w:rPr>
             <w:rStyle w:val="Hyperlink"/>
@@ -3572,8 +3747,8 @@
         <w:t xml:space="preserve">).</w:t>
       </w:r>
     </w:p>
-    <w:bookmarkEnd w:id="35"/>
-    <w:bookmarkStart w:id="36" w:name="def-absolute-value"/>
+    <w:bookmarkEnd w:id="39"/>
+    <w:bookmarkStart w:id="40" w:name="def-absolute-value"/>
     <w:p>
       <w:pPr>
         <w:pStyle w:val="FirstParagraph"/>
@@ -3583,7 +3758,7 @@
           <w:b/>
           <w:bCs/>
         </w:rPr>
-        <w:t xml:space="preserve">Definition 7 (Absolute value of a real number)</w:t>
+        <w:t xml:space="preserve">Definition 11 (Absolute value of a real number)</w:t>
       </w:r>
       <w:r>
         <w:t xml:space="preserve"> </w:t>
@@ -3762,8 +3937,8 @@
         </m:oMath>
       </m:oMathPara>
     </w:p>
-    <w:bookmarkEnd w:id="36"/>
-    <w:bookmarkStart w:id="37" w:name="exm-absolute-value"/>
+    <w:bookmarkEnd w:id="40"/>
+    <w:bookmarkStart w:id="41" w:name="exm-absolute-value"/>
     <w:p>
       <w:pPr>
         <w:pStyle w:val="FirstParagraph"/>
@@ -4230,7 +4405,7 @@
           <w:rPr>
             <w:rStyle w:val="Hyperlink"/>
           </w:rPr>
-          <w:t xml:space="preserve">Definition 6</w:t>
+          <w:t xml:space="preserve">Definition 10</w:t>
         </w:r>
       </w:hyperlink>
       <w:r>
@@ -4364,8 +4539,8 @@
         <w:t xml:space="preserve">.</w:t>
       </w:r>
     </w:p>
-    <w:bookmarkEnd w:id="37"/>
-    <w:bookmarkStart w:id="38" w:name="rem-absolute-value-distance"/>
+    <w:bookmarkEnd w:id="41"/>
+    <w:bookmarkStart w:id="42" w:name="rem-absolute-value-distance"/>
     <w:p>
       <w:pPr>
         <w:pStyle w:val="FirstParagraph"/>
@@ -4476,9 +4651,9 @@
         <w:t xml:space="preserve">on the number line.</w:t>
       </w:r>
     </w:p>
-    <w:bookmarkEnd w:id="38"/>
-    <w:bookmarkEnd w:id="39"/>
-    <w:bookmarkStart w:id="54" w:name="sec-min-max"/>
+    <w:bookmarkEnd w:id="42"/>
+    <w:bookmarkEnd w:id="43"/>
+    <w:bookmarkStart w:id="58" w:name="sec-min-max"/>
     <w:p>
       <w:pPr>
         <w:pStyle w:val="Heading2"/>
@@ -4487,7 +4662,7 @@
         <w:t xml:space="preserve">4 Minimum, maximum, argmin and argmax</w:t>
       </w:r>
     </w:p>
-    <w:bookmarkStart w:id="40" w:name="exr-min-and-argmin"/>
+    <w:bookmarkStart w:id="44" w:name="exr-min-and-argmin"/>
     <w:p>
       <w:pPr>
         <w:pStyle w:val="FirstParagraph"/>
@@ -4851,8 +5026,8 @@
         <w:t xml:space="preserve">does it take that value?</w:t>
       </w:r>
     </w:p>
-    <w:bookmarkEnd w:id="40"/>
-    <w:bookmarkStart w:id="41" w:name="sol-min-and-argmin"/>
+    <w:bookmarkEnd w:id="44"/>
+    <w:bookmarkStart w:id="45" w:name="sol-min-and-argmin"/>
     <w:p>
       <w:pPr>
         <w:pStyle w:val="FirstParagraph"/>
@@ -5580,8 +5755,8 @@
         <w:t xml:space="preserve">not a single number.</w:t>
       </w:r>
     </w:p>
-    <w:bookmarkEnd w:id="41"/>
-    <w:bookmarkStart w:id="42" w:name="def-minimum"/>
+    <w:bookmarkEnd w:id="45"/>
+    <w:bookmarkStart w:id="46" w:name="def-minimum"/>
     <w:p>
       <w:pPr>
         <w:pStyle w:val="FirstParagraph"/>
@@ -5591,7 +5766,7 @@
           <w:b/>
           <w:bCs/>
         </w:rPr>
-        <w:t xml:space="preserve">Definition 8 (Minimum)</w:t>
+        <w:t xml:space="preserve">Definition 12 (Minimum)</w:t>
       </w:r>
       <w:r>
         <w:t xml:space="preserve"> </w:t>
@@ -5766,8 +5941,8 @@
         <w:t xml:space="preserve">.</w:t>
       </w:r>
     </w:p>
-    <w:bookmarkEnd w:id="42"/>
-    <w:bookmarkStart w:id="44" w:name="rem-minimum-may-not-exist"/>
+    <w:bookmarkEnd w:id="46"/>
+    <w:bookmarkStart w:id="48" w:name="rem-minimum-may-not-exist"/>
     <w:p>
       <w:pPr>
         <w:pStyle w:val="BodyText"/>
@@ -5853,7 +6028,7 @@
       <w:r>
         <w:t xml:space="preserve"> </w:t>
       </w:r>
-      <w:hyperlink r:id="rId43">
+      <w:hyperlink r:id="rId47">
         <w:r>
           <w:rPr>
             <w:rStyle w:val="Hyperlink"/>
@@ -5989,8 +6164,8 @@
         <w:t xml:space="preserve">, also in it.</w:t>
       </w:r>
     </w:p>
-    <w:bookmarkEnd w:id="44"/>
-    <w:bookmarkStart w:id="45" w:name="def-maximum"/>
+    <w:bookmarkEnd w:id="48"/>
+    <w:bookmarkStart w:id="49" w:name="def-maximum"/>
     <w:p>
       <w:pPr>
         <w:pStyle w:val="BodyText"/>
@@ -6000,7 +6175,7 @@
           <w:b/>
           <w:bCs/>
         </w:rPr>
-        <w:t xml:space="preserve">Definition 9 (Maximum)</w:t>
+        <w:t xml:space="preserve">Definition 13 (Maximum)</w:t>
       </w:r>
       <w:r>
         <w:t xml:space="preserve"> </w:t>
@@ -6175,8 +6350,8 @@
         <w:t xml:space="preserve">.</w:t>
       </w:r>
     </w:p>
-    <w:bookmarkEnd w:id="45"/>
-    <w:bookmarkStart w:id="46" w:name="exm-maximum"/>
+    <w:bookmarkEnd w:id="49"/>
+    <w:bookmarkStart w:id="50" w:name="exm-maximum"/>
     <w:p>
       <w:pPr>
         <w:pStyle w:val="BodyText"/>
@@ -6630,8 +6805,8 @@
         <w:t xml:space="preserve">is at least as large as every element.</w:t>
       </w:r>
     </w:p>
-    <w:bookmarkEnd w:id="46"/>
-    <w:bookmarkStart w:id="48" w:name="def-argmin"/>
+    <w:bookmarkEnd w:id="50"/>
+    <w:bookmarkStart w:id="52" w:name="def-argmin"/>
     <w:p>
       <w:pPr>
         <w:pStyle w:val="FirstParagraph"/>
@@ -6641,7 +6816,7 @@
           <w:b/>
           <w:bCs/>
         </w:rPr>
-        <w:t xml:space="preserve">Definition 10 (Argmin)</w:t>
+        <w:t xml:space="preserve">Definition 14 (Argmin)</w:t>
       </w:r>
       <w:r>
         <w:t xml:space="preserve"> </w:t>
@@ -6688,7 +6863,7 @@
       <w:r>
         <w:t xml:space="preserve"> </w:t>
       </w:r>
-      <w:hyperlink r:id="rId47">
+      <w:hyperlink r:id="rId51">
         <w:r>
           <w:rPr>
             <w:rStyle w:val="Hyperlink"/>
@@ -7050,8 +7225,8 @@
         <w:t xml:space="preserve">.</w:t>
       </w:r>
     </w:p>
-    <w:bookmarkEnd w:id="48"/>
-    <w:bookmarkStart w:id="50" w:name="rem-argmin-vs-minimum"/>
+    <w:bookmarkEnd w:id="52"/>
+    <w:bookmarkStart w:id="54" w:name="rem-argmin-vs-minimum"/>
     <w:p>
       <w:pPr>
         <w:pStyle w:val="BodyText"/>
@@ -7112,7 +7287,7 @@
           <w:rPr>
             <w:rStyle w:val="Hyperlink"/>
           </w:rPr>
-          <w:t xml:space="preserve">Definition 8</w:t>
+          <w:t xml:space="preserve">Definition 12</w:t>
         </w:r>
       </w:hyperlink>
       <w:r>
@@ -7127,7 +7302,7 @@
       <w:r>
         <w:t xml:space="preserve"> </w:t>
       </w:r>
-      <w:hyperlink r:id="rId49">
+      <w:hyperlink r:id="rId53">
         <w:r>
           <w:rPr>
             <w:rStyle w:val="Hyperlink"/>
@@ -7579,8 +7754,8 @@
         <w:t xml:space="preserve">.</w:t>
       </w:r>
     </w:p>
-    <w:bookmarkEnd w:id="50"/>
-    <w:bookmarkStart w:id="51" w:name="def-argmax"/>
+    <w:bookmarkEnd w:id="54"/>
+    <w:bookmarkStart w:id="55" w:name="def-argmax"/>
     <w:p>
       <w:pPr>
         <w:pStyle w:val="BodyText"/>
@@ -7590,7 +7765,7 @@
           <w:b/>
           <w:bCs/>
         </w:rPr>
-        <w:t xml:space="preserve">Definition 11 (Argmax)</w:t>
+        <w:t xml:space="preserve">Definition 15 (Argmax)</w:t>
       </w:r>
       <w:r>
         <w:t xml:space="preserve"> </w:t>
@@ -7637,7 +7812,7 @@
       <w:r>
         <w:t xml:space="preserve"> </w:t>
       </w:r>
-      <w:hyperlink r:id="rId47">
+      <w:hyperlink r:id="rId51">
         <w:r>
           <w:rPr>
             <w:rStyle w:val="Hyperlink"/>
@@ -7999,8 +8174,8 @@
         <w:t xml:space="preserve">.</w:t>
       </w:r>
     </w:p>
-    <w:bookmarkEnd w:id="51"/>
-    <w:bookmarkStart w:id="53" w:name="exm-argmax"/>
+    <w:bookmarkEnd w:id="55"/>
+    <w:bookmarkStart w:id="57" w:name="exm-argmax"/>
     <w:p>
       <w:pPr>
         <w:pStyle w:val="BodyText"/>
@@ -8681,7 +8856,7 @@
       <w:r>
         <w:t xml:space="preserve"> </w:t>
       </w:r>
-      <w:hyperlink r:id="rId52">
+      <w:hyperlink r:id="rId56">
         <w:r>
           <w:rPr>
             <w:rStyle w:val="Hyperlink"/>
@@ -8693,9 +8868,9 @@
         <w:t xml:space="preserve">.</w:t>
       </w:r>
     </w:p>
-    <w:bookmarkEnd w:id="53"/>
-    <w:bookmarkEnd w:id="54"/>
-    <w:bookmarkStart w:id="64" w:name="sec-minimizers"/>
+    <w:bookmarkEnd w:id="57"/>
+    <w:bookmarkEnd w:id="58"/>
+    <w:bookmarkStart w:id="68" w:name="sec-minimizers"/>
     <w:p>
       <w:pPr>
         <w:pStyle w:val="Heading2"/>
@@ -8704,7 +8879,7 @@
         <w:t xml:space="preserve">5 Global and local minimizers</w:t>
       </w:r>
     </w:p>
-    <w:bookmarkStart w:id="55" w:name="exr-local-vs-global-min"/>
+    <w:bookmarkStart w:id="59" w:name="exr-local-vs-global-min"/>
     <w:p>
       <w:pPr>
         <w:pStyle w:val="FirstParagraph"/>
@@ -9214,8 +9389,8 @@
         <w:t xml:space="preserve">?</w:t>
       </w:r>
     </w:p>
-    <w:bookmarkEnd w:id="55"/>
-    <w:bookmarkStart w:id="56" w:name="sol-local-vs-global-min"/>
+    <w:bookmarkEnd w:id="59"/>
+    <w:bookmarkStart w:id="60" w:name="sol-local-vs-global-min"/>
     <w:p>
       <w:pPr>
         <w:pStyle w:val="FirstParagraph"/>
@@ -10795,8 +10970,8 @@
         <w:t xml:space="preserve">.</w:t>
       </w:r>
     </w:p>
-    <w:bookmarkEnd w:id="56"/>
-    <w:bookmarkStart w:id="57" w:name="def-global-minimizer"/>
+    <w:bookmarkEnd w:id="60"/>
+    <w:bookmarkStart w:id="61" w:name="def-global-minimizer"/>
     <w:p>
       <w:pPr>
         <w:pStyle w:val="FirstParagraph"/>
@@ -10806,7 +10981,7 @@
           <w:b/>
           <w:bCs/>
         </w:rPr>
-        <w:t xml:space="preserve">Definition 12 (Global minimizer)</w:t>
+        <w:t xml:space="preserve">Definition 16 (Global minimizer)</w:t>
       </w:r>
       <w:r>
         <w:t xml:space="preserve"> </w:t>
@@ -10889,7 +11064,7 @@
       <w:r>
         <w:t xml:space="preserve"> </w:t>
       </w:r>
-      <w:hyperlink r:id="rId47">
+      <w:hyperlink r:id="rId51">
         <w:r>
           <w:rPr>
             <w:rStyle w:val="Hyperlink"/>
@@ -11071,8 +11246,8 @@
         <w:t xml:space="preserve">.</w:t>
       </w:r>
     </w:p>
-    <w:bookmarkEnd w:id="57"/>
-    <w:bookmarkStart w:id="58" w:name="rem-global-minimizer-argmin"/>
+    <w:bookmarkEnd w:id="61"/>
+    <w:bookmarkStart w:id="62" w:name="rem-global-minimizer-argmin"/>
     <w:p>
       <w:pPr>
         <w:pStyle w:val="BodyText"/>
@@ -11168,7 +11343,7 @@
           <w:rPr>
             <w:rStyle w:val="Hyperlink"/>
           </w:rPr>
-          <w:t xml:space="preserve">Definition 10</w:t>
+          <w:t xml:space="preserve">Definition 14</w:t>
         </w:r>
       </w:hyperlink>
       <w:r>
@@ -11567,8 +11742,8 @@
         <w:t xml:space="preserve">.</w:t>
       </w:r>
     </w:p>
-    <w:bookmarkEnd w:id="58"/>
-    <w:bookmarkStart w:id="60" w:name="def-local-minimizer"/>
+    <w:bookmarkEnd w:id="62"/>
+    <w:bookmarkStart w:id="64" w:name="def-local-minimizer"/>
     <w:p>
       <w:pPr>
         <w:pStyle w:val="BodyText"/>
@@ -11578,7 +11753,7 @@
           <w:b/>
           <w:bCs/>
         </w:rPr>
-        <w:t xml:space="preserve">Definition 13 (Local minimizer)</w:t>
+        <w:t xml:space="preserve">Definition 17 (Local minimizer)</w:t>
       </w:r>
       <w:r>
         <w:t xml:space="preserve"> </w:t>
@@ -11661,7 +11836,7 @@
       <w:r>
         <w:t xml:space="preserve"> </w:t>
       </w:r>
-      <w:hyperlink r:id="rId47">
+      <w:hyperlink r:id="rId51">
         <w:r>
           <w:rPr>
             <w:rStyle w:val="Hyperlink"/>
@@ -11953,7 +12128,7 @@
       <w:r>
         <w:t xml:space="preserve"> </w:t>
       </w:r>
-      <w:hyperlink r:id="rId59">
+      <w:hyperlink r:id="rId63">
         <w:r>
           <w:rPr>
             <w:rStyle w:val="Hyperlink"/>
@@ -11965,8 +12140,8 @@
         <w:t xml:space="preserve">.</w:t>
       </w:r>
     </w:p>
-    <w:bookmarkEnd w:id="60"/>
-    <w:bookmarkStart w:id="62" w:name="rem-local-minimizer"/>
+    <w:bookmarkEnd w:id="64"/>
+    <w:bookmarkStart w:id="66" w:name="rem-local-minimizer"/>
     <w:p>
       <w:pPr>
         <w:pStyle w:val="BodyText"/>
@@ -12255,7 +12430,7 @@
           <w:rPr>
             <w:rStyle w:val="Hyperlink"/>
           </w:rPr>
-          <w:t xml:space="preserve">Definition 12</w:t>
+          <w:t xml:space="preserve">Definition 16</w:t>
         </w:r>
       </w:hyperlink>
       <w:r>
@@ -12407,7 +12582,7 @@
       <w:r>
         <w:t xml:space="preserve"> </w:t>
       </w:r>
-      <w:hyperlink r:id="rId61">
+      <w:hyperlink r:id="rId65">
         <w:r>
           <w:rPr>
             <w:rStyle w:val="Hyperlink"/>
@@ -12562,8 +12737,8 @@
         <w:t xml:space="preserve">but not a global one.</w:t>
       </w:r>
     </w:p>
-    <w:bookmarkEnd w:id="62"/>
-    <w:bookmarkStart w:id="63" w:name="exm-not-local-minimizer"/>
+    <w:bookmarkEnd w:id="66"/>
+    <w:bookmarkStart w:id="67" w:name="exm-not-local-minimizer"/>
     <w:p>
       <w:pPr>
         <w:pStyle w:val="BodyText"/>
@@ -13986,8 +14161,8 @@
         </m:oMath>
       </m:oMathPara>
     </w:p>
-    <w:bookmarkEnd w:id="63"/>
-    <w:bookmarkEnd w:id="64"/>
+    <w:bookmarkEnd w:id="67"/>
+    <w:bookmarkEnd w:id="68"/>
     <w:sectPr>
       <w:footnotePr>
         <w:numRestart w:val="eachSect"/>
